--- a/dist/capitaluri-credite-provizioane.docx
+++ b/dist/capitaluri-credite-provizioane.docx
@@ -1661,7 +1661,7 @@
         <w:pStyle w:val="ListBullet"/>
       </w:pPr>
       <w:r>
-        <w:t xml:space="preserve">❓ </w:t>
+        <w:t xml:space="preserve">✅ </w:t>
       </w:r>
       <w:r>
         <w:rPr>
@@ -4222,7 +4222,7 @@
         <w:pStyle w:val="Heading3"/>
       </w:pPr>
       <w:r>
-        <w:t>3.4 ❓ Răspuns la întrebarea ta despre 1174</w:t>
+        <w:t>3.4 ✅ Răspuns la întrebarea ta despre 1174</w:t>
       </w:r>
     </w:p>
     <w:p>

--- a/dist/capitaluri-credite-provizioane.docx
+++ b/dist/capitaluri-credite-provizioane.docx
@@ -8203,6 +8203,332 @@
       </w:r>
       <w:r>
         <w:t>, nu după ce vin accesoriile.</w:t>
+      </w:r>
+    </w:p>
+    <w:p>
+      <w:pPr>
+        <w:spacing w:before="40" w:after="160"/>
+        <w:pBdr>
+          <w:bottom w:val="single" w:sz="6" w:color="DBE3EA"/>
+        </w:pBdr>
+      </w:pPr>
+    </w:p>
+    <w:p>
+      <w:pPr>
+        <w:pStyle w:val="Heading2"/>
+      </w:pPr>
+      <w:r>
+        <w:t>12. Impozit pe profit sau impozit pe venit (micro)</w:t>
+      </w:r>
+    </w:p>
+    <w:p>
+      <w:pPr>
+        <w:pStyle w:val="Heading3"/>
+      </w:pPr>
+      <w:r>
+        <w:t>12.1 Impozitul pe profit</w:t>
+      </w:r>
+    </w:p>
+    <w:p>
+      <w:pPr>
+        <w:jc w:val="both"/>
+      </w:pPr>
+      <w:r>
+        <w:t>Cota este 16%, aplicată la baza impozabilă:</w:t>
+      </w:r>
+    </w:p>
+    <w:p>
+      <w:pPr>
+        <w:ind w:left="280"/>
+      </w:pPr>
+      <w:r>
+        <w:rPr>
+          <w:rFonts w:ascii="Consolas" w:hAnsi="Consolas"/>
+          <w:sz w:val="18"/>
+        </w:rPr>
+        <w:t>691  = 441                  (cheltuiala cu impozitul pe profit)</w:t>
+      </w:r>
+    </w:p>
+    <w:p>
+      <w:pPr>
+        <w:pStyle w:val="Heading3"/>
+      </w:pPr>
+      <w:r>
+        <w:t>12.2 Condițiile pentru microîntreprindere</w:t>
+      </w:r>
+    </w:p>
+    <w:p>
+      <w:pPr>
+        <w:jc w:val="both"/>
+      </w:pPr>
+      <w:r>
+        <w:t>Ambele trebuie îndeplinite:</w:t>
+      </w:r>
+    </w:p>
+    <w:p>
+      <w:pPr>
+        <w:pStyle w:val="ListNumber"/>
+      </w:pPr>
+      <w:r>
+        <w:rPr>
+          <w:b/>
+        </w:rPr>
+        <w:t>cel puțin un salariat cu normă întreagă</w:t>
+      </w:r>
+      <w:r>
+        <w:t xml:space="preserve"> — sau un contract de mandat, obligatoriu</w:t>
+      </w:r>
+    </w:p>
+    <w:p>
+      <w:pPr>
+        <w:jc w:val="both"/>
+      </w:pPr>
+      <w:r>
+        <w:t>cel puțin la nivelul salariului minim. Contractul de mandat se încheie prin avocat și</w:t>
+      </w:r>
+    </w:p>
+    <w:p>
+      <w:pPr>
+        <w:jc w:val="both"/>
+      </w:pPr>
+      <w:r>
+        <w:rPr>
+          <w:b/>
+        </w:rPr>
+        <w:t>nu se înregistrează în REGES</w:t>
+      </w:r>
+      <w:r>
+        <w:t>;</w:t>
+      </w:r>
+    </w:p>
+    <w:p>
+      <w:pPr>
+        <w:pStyle w:val="ListNumber"/>
+      </w:pPr>
+      <w:r>
+        <w:rPr>
+          <w:b/>
+        </w:rPr>
+        <w:t>venituri totale sub 100.000 EUR</w:t>
+      </w:r>
+      <w:r>
+        <w:t xml:space="preserve"> ❓, calculate la cursul de la închiderea</w:t>
+      </w:r>
+    </w:p>
+    <w:p>
+      <w:pPr>
+        <w:jc w:val="both"/>
+      </w:pPr>
+      <w:r>
+        <w:t>exercițiului anterior. Pragul e din Codul fiscal, nu din OMFP.</w:t>
+      </w:r>
+    </w:p>
+    <w:p>
+      <w:pPr>
+        <w:jc w:val="both"/>
+      </w:pPr>
+      <w:r>
+        <w:t>Cota este 1% ❓.</w:t>
+      </w:r>
+    </w:p>
+    <w:p>
+      <w:pPr>
+        <w:ind w:left="280"/>
+      </w:pPr>
+      <w:r>
+        <w:rPr>
+          <w:rFonts w:ascii="Consolas" w:hAnsi="Consolas"/>
+          <w:sz w:val="18"/>
+        </w:rPr>
+        <w:t>698  = 4418                 (impozitul pe venitul microîntreprinderii)</w:t>
+      </w:r>
+    </w:p>
+    <w:p>
+      <w:pPr>
+        <w:jc w:val="both"/>
+      </w:pPr>
+      <w:r>
+        <w:t xml:space="preserve">⚠️ </w:t>
+      </w:r>
+      <w:r>
+        <w:rPr>
+          <w:b/>
+        </w:rPr>
+        <w:t>Notița scria `6918`.</w:t>
+      </w:r>
+      <w:r>
+        <w:t xml:space="preserve"> Contul nu există. Corect este </w:t>
+      </w:r>
+      <w:r>
+        <w:rPr>
+          <w:b/>
+        </w:rPr>
+        <w:t>698</w:t>
+      </w:r>
+      <w:r>
+        <w:t>, „Cheltuieli cu</w:t>
+      </w:r>
+    </w:p>
+    <w:p>
+      <w:pPr>
+        <w:jc w:val="both"/>
+      </w:pPr>
+      <w:r>
+        <w:t>impozitul pe venit și cu alte impozite care nu apar în elementele de mai sus”. Nu poate</w:t>
+      </w:r>
+    </w:p>
+    <w:p>
+      <w:pPr>
+        <w:jc w:val="both"/>
+      </w:pPr>
+      <w:r>
+        <w:t xml:space="preserve">fi un analitic al lui 691: 691 este impozit pe </w:t>
+      </w:r>
+      <w:r>
+        <w:rPr>
+          <w:b/>
+        </w:rPr>
+        <w:t>profit</w:t>
+      </w:r>
+      <w:r>
+        <w:t>, iar microul e impozit pe</w:t>
+      </w:r>
+    </w:p>
+    <w:p>
+      <w:pPr>
+        <w:jc w:val="both"/>
+      </w:pPr>
+      <w:r>
+        <w:rPr>
+          <w:b/>
+        </w:rPr>
+        <w:t>venit</w:t>
+      </w:r>
+      <w:r>
+        <w:t xml:space="preserve"> — ar fi o clasificare greșită, nu doar o notație.</w:t>
+      </w:r>
+    </w:p>
+    <w:p>
+      <w:pPr>
+        <w:pStyle w:val="Heading3"/>
+      </w:pPr>
+      <w:r>
+        <w:t>12.3 Depășirea pragului</w:t>
+      </w:r>
+    </w:p>
+    <w:p>
+      <w:pPr>
+        <w:jc w:val="both"/>
+      </w:pPr>
+      <w:r>
+        <w:t>Dacă în cursul anului veniturile depășesc pragul, societatea devine plătitoare de impozit</w:t>
+      </w:r>
+    </w:p>
+    <w:p>
+      <w:pPr>
+        <w:jc w:val="both"/>
+      </w:pPr>
+      <w:r>
+        <w:t xml:space="preserve">pe profit </w:t>
+      </w:r>
+      <w:r>
+        <w:rPr>
+          <w:b/>
+        </w:rPr>
+        <w:t>începând cu trimestrul în care s-a depășit</w:t>
+      </w:r>
+      <w:r>
+        <w:t>, nu cu următorul.</w:t>
+      </w:r>
+    </w:p>
+    <w:p>
+      <w:pPr>
+        <w:jc w:val="both"/>
+      </w:pPr>
+      <w:r>
+        <w:t>➕ Consecința practică: clientul care se apropie de prag trebuie anunțat înainte, nu</w:t>
+      </w:r>
+    </w:p>
+    <w:p>
+      <w:pPr>
+        <w:jc w:val="both"/>
+      </w:pPr>
+      <w:r>
+        <w:t xml:space="preserve">după. Declarațiile devin </w:t>
+      </w:r>
+      <w:r>
+        <w:rPr>
+          <w:b/>
+        </w:rPr>
+        <w:t>D100 trimestrial</w:t>
+      </w:r>
+      <w:r>
+        <w:t xml:space="preserve"> și </w:t>
+      </w:r>
+      <w:r>
+        <w:rPr>
+          <w:b/>
+        </w:rPr>
+        <w:t>D101 anual</w:t>
+      </w:r>
+      <w:r>
+        <w:t>.</w:t>
+      </w:r>
+    </w:p>
+    <w:p>
+      <w:pPr>
+        <w:pStyle w:val="Heading3"/>
+      </w:pPr>
+      <w:r>
+        <w:t>12.4 Ce sold trebuie să aibă</w:t>
+      </w:r>
+    </w:p>
+    <w:p>
+      <w:pPr>
+        <w:jc w:val="both"/>
+      </w:pPr>
+      <w:r>
+        <w:rPr>
+          <w:b/>
+        </w:rPr>
+        <w:t>441</w:t>
+      </w:r>
+      <w:r>
+        <w:t xml:space="preserve"> (impozit pe profit) și </w:t>
+      </w:r>
+      <w:r>
+        <w:rPr>
+          <w:b/>
+        </w:rPr>
+        <w:t>4418</w:t>
+      </w:r>
+      <w:r>
+        <w:t xml:space="preserve"> (impozit pe venit) sunt conturi de pasiv, deci</w:t>
+      </w:r>
+    </w:p>
+    <w:p>
+      <w:pPr>
+        <w:jc w:val="both"/>
+      </w:pPr>
+      <w:r>
+        <w:t xml:space="preserve">soldul lor normal este </w:t>
+      </w:r>
+      <w:r>
+        <w:rPr>
+          <w:b/>
+        </w:rPr>
+        <w:t>creditor</w:t>
+      </w:r>
+      <w:r>
+        <w:t>. Un sold debitor înseamnă că s-a plătit mai mult</w:t>
+      </w:r>
+    </w:p>
+    <w:p>
+      <w:pPr>
+        <w:jc w:val="both"/>
+      </w:pPr>
+      <w:r>
+        <w:t>decât se datorează — de verificat, nu de ignorat.</w:t>
       </w:r>
     </w:p>
     <w:p>

--- a/dist/capitaluri-credite-provizioane.docx
+++ b/dist/capitaluri-credite-provizioane.docx
@@ -8312,7 +8312,7 @@
         <w:t>venituri totale sub 100.000 EUR</w:t>
       </w:r>
       <w:r>
-        <w:t xml:space="preserve"> ❓, calculate la cursul de la închiderea</w:t>
+        <w:t xml:space="preserve"> ✅, calculate la cursul de la închiderea</w:t>
       </w:r>
     </w:p>
     <w:p>
@@ -8320,7 +8320,16 @@
         <w:jc w:val="both"/>
       </w:pPr>
       <w:r>
-        <w:t>exercițiului anterior. Pragul e din Codul fiscal, nu din OMFP.</w:t>
+        <w:t xml:space="preserve">exercițiului anterior. Pragul e din Codul fiscal, nu din OMFP, și a coborât în trepte: 500.000 până în 2024, 250.000 în 2025, </w:t>
+      </w:r>
+      <w:r>
+        <w:rPr>
+          <w:b/>
+        </w:rPr>
+        <w:t>100.000 din 2026</w:t>
+      </w:r>
+      <w:r>
+        <w:t>.</w:t>
       </w:r>
     </w:p>
     <w:p>
@@ -8328,7 +8337,25 @@
         <w:jc w:val="both"/>
       </w:pPr>
       <w:r>
-        <w:t>Cota este 1% ❓.</w:t>
+        <w:t xml:space="preserve">✅ Cota este </w:t>
+      </w:r>
+      <w:r>
+        <w:rPr>
+          <w:b/>
+        </w:rPr>
+        <w:t>1%</w:t>
+      </w:r>
+      <w:r>
+        <w:t xml:space="preserve">, unică: cota de 3% pentru firmele fără salariat a fost </w:t>
+      </w:r>
+      <w:r>
+        <w:rPr>
+          <w:b/>
+        </w:rPr>
+        <w:t>eliminată de la 1 ianuarie 2026</w:t>
+      </w:r>
+      <w:r>
+        <w:t>.</w:t>
       </w:r>
     </w:p>
     <w:p>
@@ -8874,6 +8901,264 @@
       </w:pPr>
       <w:r>
         <w:t>art. 6, art. 7, art. 16 alin. (5), art. 25 alin. (3), art. 26 alin. (1), art. 28 alin. (14), art. 42, art. 67 alin. (2), art. 67 alin. (5), art. 69, art. 183, art. 210 alin. (3), art. 298</w:t>
+      </w:r>
+    </w:p>
+    <w:p>
+      <w:pPr>
+        <w:spacing w:before="40" w:after="160"/>
+        <w:pBdr>
+          <w:bottom w:val="single" w:sz="6" w:color="DBE3EA"/>
+        </w:pBdr>
+      </w:pPr>
+    </w:p>
+    <w:p>
+      <w:pPr>
+        <w:pStyle w:val="Heading2"/>
+      </w:pPr>
+      <w:r>
+        <w:t>Anexa G — Răspunsuri verificate pe surse publice</w:t>
+      </w:r>
+    </w:p>
+    <w:p>
+      <w:pPr>
+        <w:jc w:val="both"/>
+      </w:pPr>
+      <w:r>
+        <w:t xml:space="preserve">Întrebări care erau deschise și la care am găsit răspuns în lege. Fiecare poartă actul normativ pe care se sprijină și data la care a fost confruntat cu sursele. </w:t>
+      </w:r>
+      <w:r>
+        <w:rPr>
+          <w:b/>
+        </w:rPr>
+        <w:t>De confirmat cu formatorul</w:t>
+      </w:r>
+      <w:r>
+        <w:t xml:space="preserve"> — nu pentru că răspunsul ar fi nesigur, ci pentru că practica poate adăuga ceva ce textul nu spune.</w:t>
+      </w:r>
+    </w:p>
+    <w:p>
+      <w:pPr>
+        <w:jc w:val="both"/>
+      </w:pPr>
+      <w:r>
+        <w:rPr>
+          <w:b/>
+        </w:rPr>
+        <w:t>✅ Care este actul normativ care a permanentizat termenul de 25 iunie pentru D101?</w:t>
+      </w:r>
+    </w:p>
+    <w:p>
+      <w:pPr>
+        <w:jc w:val="both"/>
+      </w:pPr>
+      <w:r>
+        <w:t xml:space="preserve">Termenul de 25 iunie </w:t>
+      </w:r>
+      <w:r>
+        <w:rPr>
+          <w:b/>
+        </w:rPr>
+        <w:t>nu a fost de la început permanent</w:t>
+      </w:r>
+      <w:r>
+        <w:t xml:space="preserve">: a venit prin </w:t>
+      </w:r>
+      <w:r>
+        <w:rPr>
+          <w:b/>
+        </w:rPr>
+        <w:t>OUG 153/2020</w:t>
+      </w:r>
+      <w:r>
+        <w:t>, care l-a prelungit pentru perioada 2021–2025, odată cu bonificațiile pentru capital propriu pozitiv și în creștere. 2025 a fost ultimul an de aplicare a acelui mecanism, iar termenul uniform de 25 iunie a anului următor se aplică de la 2026. ❓ Actul care l-a permanentizat nu l-am putut identifica cu certitudine — surse îl descriu ca măsură adoptată în 2026, dar fără să-l numească. De confirmat înainte de a-l cita unui client.</w:t>
+      </w:r>
+    </w:p>
+    <w:p>
+      <w:pPr>
+        <w:jc w:val="both"/>
+      </w:pPr>
+      <w:r>
+        <w:rPr>
+          <w:i/>
+        </w:rPr>
+        <w:t>Temei:</w:t>
+      </w:r>
+      <w:r>
+        <w:t xml:space="preserve"> OUG 153/2020, art. I — aplicabil 2021–2025. Permanentizarea: act neidentificat.</w:t>
+      </w:r>
+    </w:p>
+    <w:p>
+      <w:pPr>
+        <w:jc w:val="both"/>
+      </w:pPr>
+      <w:r>
+        <w:rPr>
+          <w:i/>
+        </w:rPr>
+        <w:t>Repartizarea rezultatului și rezultatul reportat · training 07.08.2026, întrebarea 6 · verificat 21.08.2026</w:t>
+      </w:r>
+    </w:p>
+    <w:p>
+      <w:pPr>
+        <w:jc w:val="both"/>
+      </w:pPr>
+      <w:r>
+        <w:rPr>
+          <w:b/>
+        </w:rPr>
+        <w:t>✅ TVA nedeductibilă de pe rata de capital la leasingul financiar: se capitalizează în valoarea mijlocului fix (2133) sau se trece pe cheltuială (635 / 6588)?</w:t>
+      </w:r>
+    </w:p>
+    <w:p>
+      <w:pPr>
+        <w:jc w:val="both"/>
+      </w:pPr>
+      <w:r>
+        <w:rPr>
+          <w:b/>
+        </w:rPr>
+        <w:t>Cheltuială, nu capitalizare.</w:t>
+      </w:r>
+      <w:r>
+        <w:t xml:space="preserve"> La leasing, tratamentul diferă de achiziția directă: la cumpărarea internă a unui autoturism, TVA-ul nedeductibil de 50% intră în costul de achiziție, dar la leasing </w:t>
+      </w:r>
+      <w:r>
+        <w:rPr>
+          <w:b/>
+        </w:rPr>
+        <w:t>nu</w:t>
+      </w:r>
+      <w:r>
+        <w:t xml:space="preserve"> intră în valoarea mijlocului fix. Se înregistrează pe cheltuială, defalcat după componenta ratei: </w:t>
+      </w:r>
+      <w:r>
+        <w:rPr>
+          <w:rFonts w:ascii="Consolas" w:hAnsi="Consolas"/>
+          <w:color w:val="1F4E79"/>
+          <w:sz w:val="19"/>
+        </w:rPr>
+        <w:t>635 = 4426</w:t>
+      </w:r>
+      <w:r>
+        <w:t xml:space="preserve"> pentru 50% din TVA aferent ratei de capital, </w:t>
+      </w:r>
+      <w:r>
+        <w:rPr>
+          <w:rFonts w:ascii="Consolas" w:hAnsi="Consolas"/>
+          <w:color w:val="1F4E79"/>
+          <w:sz w:val="19"/>
+        </w:rPr>
+        <w:t>666 = 4426</w:t>
+      </w:r>
+      <w:r>
+        <w:t xml:space="preserve"> pentru cel aferent dobânzii, </w:t>
+      </w:r>
+      <w:r>
+        <w:rPr>
+          <w:rFonts w:ascii="Consolas" w:hAnsi="Consolas"/>
+          <w:color w:val="1F4E79"/>
+          <w:sz w:val="19"/>
+        </w:rPr>
+        <w:t>628 = 4426</w:t>
+      </w:r>
+      <w:r>
+        <w:t xml:space="preserve"> pentru cel aferent comisionului.</w:t>
+      </w:r>
+    </w:p>
+    <w:p>
+      <w:pPr>
+        <w:jc w:val="both"/>
+      </w:pPr>
+      <w:r>
+        <w:rPr>
+          <w:i/>
+        </w:rPr>
+        <w:t>Temei:</w:t>
+      </w:r>
+      <w:r>
+        <w:t xml:space="preserve"> Cod fiscal art. 298 (limitarea la 50%) coroborat cu OMFP 1802/2014 privind costul de achiziție; tratamentul distinct al leasingului față de achiziția directă.</w:t>
+      </w:r>
+    </w:p>
+    <w:p>
+      <w:pPr>
+        <w:jc w:val="both"/>
+      </w:pPr>
+      <w:r>
+        <w:rPr>
+          <w:i/>
+        </w:rPr>
+        <w:t>Leasing și vehicule · training 07.08.2026, întrebarea 3 · verificat 21.08.2026</w:t>
+      </w:r>
+    </w:p>
+    <w:p>
+      <w:pPr>
+        <w:jc w:val="both"/>
+      </w:pPr>
+      <w:r>
+        <w:rPr>
+          <w:b/>
+        </w:rPr>
+        <w:t>✅ Care sunt pragul de venituri și cota de impozit pentru microîntreprinderi, în vigoare la data operațiunii?</w:t>
+      </w:r>
+    </w:p>
+    <w:p>
+      <w:pPr>
+        <w:jc w:val="both"/>
+      </w:pPr>
+      <w:r>
+        <w:t xml:space="preserve">Prag </w:t>
+      </w:r>
+      <w:r>
+        <w:rPr>
+          <w:b/>
+        </w:rPr>
+        <w:t>100.000 EUR</w:t>
+      </w:r>
+      <w:r>
+        <w:t xml:space="preserve"> venituri totale, din 2026 (era 250.000 în 2025 și 500.000 până în 2024). Cotă unică </w:t>
+      </w:r>
+      <w:r>
+        <w:rPr>
+          <w:b/>
+        </w:rPr>
+        <w:t>1%</w:t>
+      </w:r>
+      <w:r>
+        <w:t xml:space="preserve"> — cota de 3% pentru firmele fără salariat a fost </w:t>
+      </w:r>
+      <w:r>
+        <w:rPr>
+          <w:b/>
+        </w:rPr>
+        <w:t>eliminată</w:t>
+      </w:r>
+      <w:r>
+        <w:t xml:space="preserve"> de la 1 ianuarie 2026. Echivalentul în lei se determină la cursul de la închiderea exercițiului financiar anterior.</w:t>
+      </w:r>
+    </w:p>
+    <w:p>
+      <w:pPr>
+        <w:jc w:val="both"/>
+      </w:pPr>
+      <w:r>
+        <w:rPr>
+          <w:i/>
+        </w:rPr>
+        <w:t>Temei:</w:t>
+      </w:r>
+      <w:r>
+        <w:t xml:space="preserve"> Cod fiscal, Titlul IV — Impozitul pe veniturile microîntreprinderilor.</w:t>
+      </w:r>
+    </w:p>
+    <w:p>
+      <w:pPr>
+        <w:jc w:val="both"/>
+      </w:pPr>
+      <w:r>
+        <w:rPr>
+          <w:i/>
+        </w:rPr>
+        <w:t>Microîntreprindere — prag și cotă · training 21.08.2026, punctul 2 · verificat 21.08.2026</w:t>
       </w:r>
     </w:p>
     <w:p>

--- a/dist/capitaluri-credite-provizioane.docx
+++ b/dist/capitaluri-credite-provizioane.docx
@@ -22,7 +22,7 @@
         <w:pStyle w:val="Heading3"/>
       </w:pPr>
       <w:r>
-        <w:t>Surse: training 07.08.2026 · adâncit cu 19.08.2026 — versiune revizuită</w:t>
+        <w:t>Surse: training 07.08.2026 · adâncit cu 19.08.2026, 21.08.2026 și 26.08.2026 — versiune revizuită</w:t>
       </w:r>
     </w:p>
     <w:p>
@@ -8565,6 +8565,1569 @@
           <w:bottom w:val="single" w:sz="6" w:color="DBE3EA"/>
         </w:pBdr>
       </w:pPr>
+    </w:p>
+    <w:p>
+      <w:pPr>
+        <w:pStyle w:val="Heading2"/>
+      </w:pPr>
+      <w:r>
+        <w:t>13. Dividende: repartizare, impozit și interimare</w:t>
+      </w:r>
+    </w:p>
+    <w:p>
+      <w:pPr>
+        <w:pStyle w:val="Heading3"/>
+      </w:pPr>
+      <w:r>
+        <w:t>13.1 Analiticele pe 1012 — cotele de participare</w:t>
+      </w:r>
+    </w:p>
+    <w:p>
+      <w:pPr>
+        <w:jc w:val="both"/>
+      </w:pPr>
+      <w:r>
+        <w:rPr>
+          <w:b/>
+        </w:rPr>
+        <w:t>1012 se ține pe analitic, pe asociat</w:t>
+      </w:r>
+      <w:r>
+        <w:t>, iar denumirea analiticului poartă procentul:</w:t>
+      </w:r>
+    </w:p>
+    <w:p>
+      <w:pPr>
+        <w:ind w:left="280"/>
+      </w:pPr>
+      <w:r>
+        <w:rPr>
+          <w:rFonts w:ascii="Consolas" w:hAnsi="Consolas"/>
+          <w:sz w:val="18"/>
+        </w:rPr>
+        <w:t>1012.1 = Ionescu 33,3 %</w:t>
+        <w:br/>
+        <w:t>1012.2 = Popescu 33,3 %</w:t>
+        <w:br/>
+        <w:t>1012.3 = Xulescu 33,3 %</w:t>
+      </w:r>
+    </w:p>
+    <w:p>
+      <w:pPr>
+        <w:jc w:val="both"/>
+      </w:pPr>
+      <w:r>
+        <w:t>➕ Rostul: balanța trebuie să vorbească de la sine. Când vine hotărârea AGA, verifici</w:t>
+      </w:r>
+    </w:p>
+    <w:p>
+      <w:pPr>
+        <w:jc w:val="both"/>
+      </w:pPr>
+      <w:r>
+        <w:t>direct în balanță ce cotă are fiecare, fără să deschizi actul constitutiv.</w:t>
+      </w:r>
+    </w:p>
+    <w:p>
+      <w:pPr>
+        <w:jc w:val="both"/>
+      </w:pPr>
+      <w:r>
+        <w:t>La o firmă nouă cu 1012 „la grămadă", cota de participare se ia de la ONRC și se creează</w:t>
+      </w:r>
+    </w:p>
+    <w:p>
+      <w:pPr>
+        <w:jc w:val="both"/>
+      </w:pPr>
+      <w:r>
+        <w:t>analiticele.</w:t>
+      </w:r>
+    </w:p>
+    <w:p>
+      <w:pPr>
+        <w:jc w:val="both"/>
+      </w:pPr>
+      <w:r>
+        <w:t>⚠️ Cazuri ajunse la comisia de disciplină la ANAF — la fuziuni și cedări de părți sociale</w:t>
+      </w:r>
+    </w:p>
+    <w:p>
+      <w:pPr>
+        <w:jc w:val="both"/>
+      </w:pPr>
+      <w:r>
+        <w:t>— pentru că experții contabili nu obținuseră procentele pe analitice. Consecința nu e doar</w:t>
+      </w:r>
+    </w:p>
+    <w:p>
+      <w:pPr>
+        <w:jc w:val="both"/>
+      </w:pPr>
+      <w:r>
+        <w:t>a firmei: afectează și persoana în cauză, la ce poate ridica din societate.</w:t>
+      </w:r>
+    </w:p>
+    <w:p>
+      <w:pPr>
+        <w:pStyle w:val="Heading3"/>
+      </w:pPr>
+      <w:r>
+        <w:t>13.2 Hotărârea AGA e documentul de bază</w:t>
+      </w:r>
+    </w:p>
+    <w:p>
+      <w:pPr>
+        <w:jc w:val="both"/>
+      </w:pPr>
+      <w:r>
+        <w:t xml:space="preserve">Documentul de bază pentru distribuirea dividendelor este </w:t>
+      </w:r>
+      <w:r>
+        <w:rPr>
+          <w:b/>
+        </w:rPr>
+        <w:t>hotărârea AGA</w:t>
+      </w:r>
+      <w:r>
+        <w:t>, întocmită</w:t>
+      </w:r>
+    </w:p>
+    <w:p>
+      <w:pPr>
+        <w:jc w:val="both"/>
+      </w:pPr>
+      <w:r>
+        <w:t>statutar și semnată. Repartizarea se face în funcție de participarea la capitalul social.</w:t>
+      </w:r>
+    </w:p>
+    <w:p>
+      <w:pPr>
+        <w:jc w:val="both"/>
+      </w:pPr>
+      <w:r>
+        <w:t xml:space="preserve">⚠️ </w:t>
+      </w:r>
+      <w:r>
+        <w:rPr>
+          <w:b/>
+        </w:rPr>
+        <w:t>Nu se înregistrează dividende fără hotărârea AGA.</w:t>
+      </w:r>
+      <w:r>
+        <w:t xml:space="preserve"> Formatorul citează cazuri de</w:t>
+      </w:r>
+    </w:p>
+    <w:p>
+      <w:pPr>
+        <w:jc w:val="both"/>
+      </w:pPr>
+      <w:r>
+        <w:t>experți contabili ajunși la comisia de disciplină exact pentru asta.</w:t>
+      </w:r>
+    </w:p>
+    <w:p>
+      <w:pPr>
+        <w:jc w:val="both"/>
+      </w:pPr>
+      <w:r>
+        <w:t>Ordinea de lucru: se ia balanța de la început, se verifică în 1012 cota fiecăruia, apoi</w:t>
+      </w:r>
+    </w:p>
+    <w:p>
+      <w:pPr>
+        <w:jc w:val="both"/>
+      </w:pPr>
+      <w:r>
+        <w:t>se contraverifică ce scrie în AGA.</w:t>
+      </w:r>
+    </w:p>
+    <w:p>
+      <w:pPr>
+        <w:pStyle w:val="Heading3"/>
+      </w:pPr>
+      <w:r>
+        <w:t>13.3 Dividende certe din rezultatul reportat</w:t>
+      </w:r>
+    </w:p>
+    <w:p>
+      <w:pPr>
+        <w:jc w:val="both"/>
+      </w:pPr>
+      <w:r>
+        <w:t xml:space="preserve">Contul </w:t>
+      </w:r>
+      <w:r>
+        <w:rPr>
+          <w:b/>
+        </w:rPr>
+        <w:t>1171</w:t>
+      </w:r>
+      <w:r>
+        <w:t xml:space="preserve"> ține profitul nerepartizat din anii anteriori, pe analitic </w:t>
+      </w:r>
+      <w:r>
+        <w:rPr>
+          <w:b/>
+        </w:rPr>
+        <w:t>pe an</w:t>
+      </w:r>
+      <w:r>
+        <w:t>.</w:t>
+      </w:r>
+    </w:p>
+    <w:p>
+      <w:pPr>
+        <w:jc w:val="both"/>
+      </w:pPr>
+      <w:r>
+        <w:t>Poate avea sold debitor (pierdere) sau creditor (profit).</w:t>
+      </w:r>
+    </w:p>
+    <w:p>
+      <w:pPr>
+        <w:jc w:val="both"/>
+      </w:pPr>
+      <w:r>
+        <w:t>Repartizarea a câte 10.000 lei către trei asociați:</w:t>
+      </w:r>
+    </w:p>
+    <w:p>
+      <w:pPr>
+        <w:ind w:left="280"/>
+      </w:pPr>
+      <w:r>
+        <w:rPr>
+          <w:rFonts w:ascii="Consolas" w:hAnsi="Consolas"/>
+          <w:sz w:val="18"/>
+        </w:rPr>
+        <w:t>1171 = 457.1      10.000</w:t>
+        <w:br/>
+        <w:t>1171 = 457.2      10.000</w:t>
+        <w:br/>
+        <w:t>1171 = 457.3      10.000</w:t>
+      </w:r>
+    </w:p>
+    <w:p>
+      <w:pPr>
+        <w:jc w:val="both"/>
+      </w:pPr>
+      <w:r>
+        <w:rPr>
+          <w:b/>
+        </w:rPr>
+        <w:t>457</w:t>
+      </w:r>
+      <w:r>
+        <w:t xml:space="preserve"> se ține pe analitic pe persoană, conform procentelor din 1012.</w:t>
+      </w:r>
+    </w:p>
+    <w:p>
+      <w:pPr>
+        <w:jc w:val="both"/>
+      </w:pPr>
+      <w:r>
+        <w:t>Cele două feluri de dividende:</w:t>
+      </w:r>
+    </w:p>
+    <w:tbl>
+      <w:tblPr>
+        <w:tblStyle w:val="LightGrid-Accent1"/>
+        <w:tblW w:type="auto" w:w="0"/>
+        <w:tblLook w:firstColumn="1" w:firstRow="1" w:lastColumn="0" w:lastRow="0" w:noHBand="0" w:noVBand="1" w:val="04A0"/>
+      </w:tblPr>
+      <w:tblGrid>
+        <w:gridCol w:w="2880"/>
+        <w:gridCol w:w="2880"/>
+        <w:gridCol w:w="2880"/>
+      </w:tblGrid>
+      <w:tr>
+        <w:tc>
+          <w:tcPr>
+            <w:tcW w:type="dxa" w:w="2880"/>
+          </w:tcPr>
+          <w:p>
+            <w:pPr>
+              <w:spacing w:after="40"/>
+            </w:pPr>
+            <w:r>
+              <w:rPr>
+                <w:b/>
+                <w:sz w:val="18"/>
+              </w:rPr>
+            </w:r>
+            <w:r>
+              <w:rPr>
+                <w:b/>
+                <w:sz w:val="18"/>
+              </w:rPr>
+              <w:t>Tip</w:t>
+            </w:r>
+          </w:p>
+        </w:tc>
+        <w:tc>
+          <w:tcPr>
+            <w:tcW w:type="dxa" w:w="2880"/>
+          </w:tcPr>
+          <w:p>
+            <w:pPr>
+              <w:spacing w:after="40"/>
+            </w:pPr>
+            <w:r>
+              <w:rPr>
+                <w:b/>
+                <w:sz w:val="18"/>
+              </w:rPr>
+            </w:r>
+            <w:r>
+              <w:rPr>
+                <w:b/>
+                <w:sz w:val="18"/>
+              </w:rPr>
+              <w:t>Cont</w:t>
+            </w:r>
+          </w:p>
+        </w:tc>
+        <w:tc>
+          <w:tcPr>
+            <w:tcW w:type="dxa" w:w="2880"/>
+          </w:tcPr>
+          <w:p>
+            <w:pPr>
+              <w:spacing w:after="40"/>
+            </w:pPr>
+            <w:r>
+              <w:rPr>
+                <w:b/>
+                <w:sz w:val="18"/>
+              </w:rPr>
+            </w:r>
+            <w:r>
+              <w:rPr>
+                <w:b/>
+                <w:sz w:val="18"/>
+              </w:rPr>
+              <w:t>Când</w:t>
+            </w:r>
+          </w:p>
+        </w:tc>
+      </w:tr>
+      <w:tr>
+        <w:tc>
+          <w:tcPr>
+            <w:tcW w:type="dxa" w:w="2880"/>
+          </w:tcPr>
+          <w:p>
+            <w:pPr>
+              <w:spacing w:after="40"/>
+            </w:pPr>
+            <w:r>
+              <w:rPr>
+                <w:sz w:val="18"/>
+              </w:rPr>
+            </w:r>
+            <w:r>
+              <w:rPr>
+                <w:sz w:val="18"/>
+              </w:rPr>
+              <w:t>Interimare</w:t>
+            </w:r>
+          </w:p>
+        </w:tc>
+        <w:tc>
+          <w:tcPr>
+            <w:tcW w:type="dxa" w:w="2880"/>
+          </w:tcPr>
+          <w:p>
+            <w:pPr>
+              <w:spacing w:after="40"/>
+            </w:pPr>
+            <w:r>
+              <w:rPr>
+                <w:sz w:val="18"/>
+              </w:rPr>
+            </w:r>
+            <w:r>
+              <w:rPr>
+                <w:sz w:val="18"/>
+              </w:rPr>
+              <w:t>456</w:t>
+            </w:r>
+          </w:p>
+        </w:tc>
+        <w:tc>
+          <w:tcPr>
+            <w:tcW w:type="dxa" w:w="2880"/>
+          </w:tcPr>
+          <w:p>
+            <w:pPr>
+              <w:spacing w:after="40"/>
+            </w:pPr>
+            <w:r>
+              <w:rPr>
+                <w:sz w:val="18"/>
+              </w:rPr>
+            </w:r>
+            <w:r>
+              <w:rPr>
+                <w:sz w:val="18"/>
+              </w:rPr>
+              <w:t>distribuite în cursul anului curent</w:t>
+            </w:r>
+          </w:p>
+        </w:tc>
+      </w:tr>
+      <w:tr>
+        <w:tc>
+          <w:tcPr>
+            <w:tcW w:type="dxa" w:w="2880"/>
+          </w:tcPr>
+          <w:p>
+            <w:pPr>
+              <w:spacing w:after="40"/>
+            </w:pPr>
+            <w:r>
+              <w:rPr>
+                <w:sz w:val="18"/>
+              </w:rPr>
+            </w:r>
+            <w:r>
+              <w:rPr>
+                <w:sz w:val="18"/>
+              </w:rPr>
+              <w:t>Certe</w:t>
+            </w:r>
+          </w:p>
+        </w:tc>
+        <w:tc>
+          <w:tcPr>
+            <w:tcW w:type="dxa" w:w="2880"/>
+          </w:tcPr>
+          <w:p>
+            <w:pPr>
+              <w:spacing w:after="40"/>
+            </w:pPr>
+            <w:r>
+              <w:rPr>
+                <w:sz w:val="18"/>
+              </w:rPr>
+            </w:r>
+            <w:r>
+              <w:rPr>
+                <w:sz w:val="18"/>
+              </w:rPr>
+              <w:t>457</w:t>
+            </w:r>
+          </w:p>
+        </w:tc>
+        <w:tc>
+          <w:tcPr>
+            <w:tcW w:type="dxa" w:w="2880"/>
+          </w:tcPr>
+          <w:p>
+            <w:pPr>
+              <w:spacing w:after="40"/>
+            </w:pPr>
+            <w:r>
+              <w:rPr>
+                <w:sz w:val="18"/>
+              </w:rPr>
+            </w:r>
+            <w:r>
+              <w:rPr>
+                <w:sz w:val="18"/>
+              </w:rPr>
+              <w:t>repartizate din rezultatul unui exercițiu încheiat</w:t>
+            </w:r>
+          </w:p>
+        </w:tc>
+      </w:tr>
+    </w:tbl>
+    <w:p/>
+    <w:p>
+      <w:pPr>
+        <w:pStyle w:val="Heading3"/>
+      </w:pPr>
+      <w:r>
+        <w:t>13.4 Impozitul pe dividende</w:t>
+      </w:r>
+    </w:p>
+    <w:p>
+      <w:pPr>
+        <w:jc w:val="both"/>
+      </w:pPr>
+      <w:r>
+        <w:t xml:space="preserve">Cota este </w:t>
+      </w:r>
+      <w:r>
+        <w:rPr>
+          <w:b/>
+        </w:rPr>
+        <w:t>16 %</w:t>
+      </w:r>
+      <w:r>
+        <w:t>. Dacă firma alege să plătească impozitul înainte de ridicare:</w:t>
+      </w:r>
+    </w:p>
+    <w:p>
+      <w:pPr>
+        <w:ind w:left="280"/>
+      </w:pPr>
+      <w:r>
+        <w:rPr>
+          <w:rFonts w:ascii="Consolas" w:hAnsi="Consolas"/>
+          <w:sz w:val="18"/>
+        </w:rPr>
+        <w:t>457.1 = 446       1.600      16 % × 10.000</w:t>
+        <w:br/>
+        <w:t>457.2 = 446       1.600</w:t>
+        <w:br/>
+        <w:t>457.3 = 446       1.600</w:t>
+      </w:r>
+    </w:p>
+    <w:p>
+      <w:pPr>
+        <w:jc w:val="both"/>
+      </w:pPr>
+      <w:r>
+        <w:t xml:space="preserve">Rămâne pe fiecare analitic de 457 un rest de plată de </w:t>
+      </w:r>
+      <w:r>
+        <w:rPr>
+          <w:b/>
+        </w:rPr>
+        <w:t>8.400 lei</w:t>
+      </w:r>
+      <w:r>
+        <w:t>.</w:t>
+      </w:r>
+    </w:p>
+    <w:p>
+      <w:pPr>
+        <w:jc w:val="both"/>
+      </w:pPr>
+      <w:r>
+        <w:t>Plățile:</w:t>
+      </w:r>
+    </w:p>
+    <w:p>
+      <w:pPr>
+        <w:ind w:left="280"/>
+      </w:pPr>
+      <w:r>
+        <w:rPr>
+          <w:rFonts w:ascii="Consolas" w:hAnsi="Consolas"/>
+          <w:sz w:val="18"/>
+        </w:rPr>
+        <w:t>457.1 = 5121      8.400      dividendul net</w:t>
+        <w:br/>
+        <w:t>446   = 5121      1.600      impozitul</w:t>
+      </w:r>
+    </w:p>
+    <w:p>
+      <w:pPr>
+        <w:pStyle w:val="Heading3"/>
+      </w:pPr>
+      <w:r>
+        <w:t>13.5 Declarațiile: D100, D205, Declarația Unică</w:t>
+      </w:r>
+    </w:p>
+    <w:p>
+      <w:pPr>
+        <w:pStyle w:val="ListBullet"/>
+      </w:pPr>
+      <w:r>
+        <w:rPr>
+          <w:b/>
+        </w:rPr>
+        <w:t>D100</w:t>
+      </w:r>
+      <w:r>
+        <w:t xml:space="preserve"> — ori de câte ori am impozit de plată. La completare, atenție la distincția</w:t>
+      </w:r>
+    </w:p>
+    <w:p>
+      <w:pPr>
+        <w:jc w:val="both"/>
+      </w:pPr>
+      <w:r>
+        <w:t>persoane fizice / persoane juridice: există rubrică separată pentru impozitul pe</w:t>
+      </w:r>
+    </w:p>
+    <w:p>
+      <w:pPr>
+        <w:jc w:val="both"/>
+      </w:pPr>
+      <w:r>
+        <w:t>dividende la persoane fizice.</w:t>
+      </w:r>
+    </w:p>
+    <w:p>
+      <w:pPr>
+        <w:pStyle w:val="ListBullet"/>
+      </w:pPr>
+      <w:r>
+        <w:rPr>
+          <w:b/>
+        </w:rPr>
+        <w:t>D205</w:t>
+      </w:r>
+      <w:r>
+        <w:t xml:space="preserve"> — declarație informativă, o dată pe an, cumulativ. Acoperă și alte surse</w:t>
+      </w:r>
+    </w:p>
+    <w:p>
+      <w:pPr>
+        <w:jc w:val="both"/>
+      </w:pPr>
+      <w:r>
+        <w:t xml:space="preserve">(chirii, dividende), cu două rubrici distincte: </w:t>
+      </w:r>
+      <w:r>
+        <w:rPr>
+          <w:b/>
+        </w:rPr>
+        <w:t>dividende distribuite</w:t>
+      </w:r>
+      <w:r>
+        <w:t xml:space="preserve"> și</w:t>
+      </w:r>
+    </w:p>
+    <w:p>
+      <w:pPr>
+        <w:jc w:val="both"/>
+      </w:pPr>
+      <w:r>
+        <w:rPr>
+          <w:b/>
+        </w:rPr>
+        <w:t>dividende ridicate</w:t>
+      </w:r>
+      <w:r>
+        <w:t>.</w:t>
+      </w:r>
+    </w:p>
+    <w:p>
+      <w:pPr>
+        <w:pStyle w:val="ListBullet"/>
+      </w:pPr>
+      <w:r>
+        <w:rPr>
+          <w:b/>
+        </w:rPr>
+        <w:t>Declarația Unică</w:t>
+      </w:r>
+      <w:r>
+        <w:t xml:space="preserve"> — la dividendele </w:t>
+      </w:r>
+      <w:r>
+        <w:rPr>
+          <w:b/>
+        </w:rPr>
+        <w:t>ridicate</w:t>
+      </w:r>
+      <w:r>
+        <w:t xml:space="preserve"> se plătește sănătate, nu la cele</w:t>
+      </w:r>
+    </w:p>
+    <w:p>
+      <w:pPr>
+        <w:jc w:val="both"/>
+      </w:pPr>
+      <w:r>
+        <w:t>distribuite. ❓</w:t>
+      </w:r>
+    </w:p>
+    <w:p>
+      <w:pPr>
+        <w:jc w:val="both"/>
+      </w:pPr>
+      <w:r>
+        <w:rPr>
+          <w:b/>
+        </w:rPr>
+        <w:t>Termenul care surprinde:</w:t>
+      </w:r>
+      <w:r>
+        <w:t xml:space="preserve"> impozitul pe dividende se plătește cel târziu la **25.01 a</w:t>
+      </w:r>
+    </w:p>
+    <w:p>
+      <w:pPr>
+        <w:jc w:val="both"/>
+      </w:pPr>
+      <w:r>
+        <w:t>anului următor repartizării, chiar dacă dividendele nu au fost ridicate.** Obligația e</w:t>
+      </w:r>
+    </w:p>
+    <w:p>
+      <w:pPr>
+        <w:jc w:val="both"/>
+      </w:pPr>
+      <w:r>
+        <w:t>față de buget, nu față de asociat.</w:t>
+      </w:r>
+    </w:p>
+    <w:p>
+      <w:pPr>
+        <w:jc w:val="both"/>
+      </w:pPr>
+      <w:r>
+        <w:t xml:space="preserve">➕ </w:t>
+      </w:r>
+      <w:r>
+        <w:rPr>
+          <w:b/>
+        </w:rPr>
+        <w:t>Verificarea încrucișată:</w:t>
+      </w:r>
+      <w:r>
+        <w:t xml:space="preserve"> D205 trebuie corelat cu D100. La întocmire se cere fișa</w:t>
+      </w:r>
+    </w:p>
+    <w:p>
+      <w:pPr>
+        <w:jc w:val="both"/>
+      </w:pPr>
+      <w:r>
+        <w:t>pe plătitor (sau fișa simplificată) și se confruntă cu fișa contului 446 din balanță —</w:t>
+      </w:r>
+    </w:p>
+    <w:p>
+      <w:pPr>
+        <w:jc w:val="both"/>
+      </w:pPr>
+      <w:r>
+        <w:t>cazul care se caută e o plată făcută fără declarație.</w:t>
+      </w:r>
+    </w:p>
+    <w:p>
+      <w:pPr>
+        <w:pStyle w:val="Heading3"/>
+      </w:pPr>
+      <w:r>
+        <w:t>13.6 Dividende interimare — contul 463</w:t>
+      </w:r>
+    </w:p>
+    <w:p>
+      <w:pPr>
+        <w:jc w:val="both"/>
+      </w:pPr>
+      <w:r>
+        <w:t xml:space="preserve">Dividendele interimare se distribuie </w:t>
+      </w:r>
+      <w:r>
+        <w:rPr>
+          <w:b/>
+        </w:rPr>
+        <w:t>din profitul anului curent</w:t>
+      </w:r>
+      <w:r>
+        <w:t>, tot în baza AGA, dar</w:t>
+      </w:r>
+    </w:p>
+    <w:p>
+      <w:pPr>
+        <w:jc w:val="both"/>
+      </w:pPr>
+      <w:r>
+        <w:t xml:space="preserve">legea cere în plus </w:t>
+      </w:r>
+      <w:r>
+        <w:rPr>
+          <w:b/>
+        </w:rPr>
+        <w:t>inventariere</w:t>
+      </w:r>
+      <w:r>
+        <w:t xml:space="preserve"> și </w:t>
+      </w:r>
+      <w:r>
+        <w:rPr>
+          <w:b/>
+        </w:rPr>
+        <w:t>bilanț interimar</w:t>
+      </w:r>
+      <w:r>
+        <w:t>. Se acordă doar trimestrial.</w:t>
+      </w:r>
+    </w:p>
+    <w:p>
+      <w:pPr>
+        <w:jc w:val="both"/>
+      </w:pPr>
+      <w:r>
+        <w:t>Exemplu: la iulie, după închiderea a 6 luni și după înregistrarea impozitului, soldul lui</w:t>
+      </w:r>
+    </w:p>
+    <w:p>
+      <w:pPr>
+        <w:jc w:val="both"/>
+      </w:pPr>
+      <w:r>
+        <w:t xml:space="preserve">121 e </w:t>
+      </w:r>
+      <w:r>
+        <w:rPr>
+          <w:b/>
+        </w:rPr>
+        <w:t>80.000 lei</w:t>
+      </w:r>
+      <w:r>
+        <w:t>. Administratorul vrea să ridice 100.000 — nu poate: plafonul e</w:t>
+      </w:r>
+    </w:p>
+    <w:p>
+      <w:pPr>
+        <w:jc w:val="both"/>
+      </w:pPr>
+      <w:r>
+        <w:t>profitul realizat.</w:t>
+      </w:r>
+    </w:p>
+    <w:p>
+      <w:pPr>
+        <w:ind w:left="280"/>
+      </w:pPr>
+      <w:r>
+        <w:rPr>
+          <w:rFonts w:ascii="Consolas" w:hAnsi="Consolas"/>
+          <w:sz w:val="18"/>
+        </w:rPr>
+        <w:t>463 = 456        80.000      maximul e soldul contului 121</w:t>
+        <w:br/>
+        <w:t>456 = 446        12.800      impozitul, 16 %</w:t>
+        <w:br/>
+        <w:t>456 = 5121       67.200      plata către administrator</w:t>
+      </w:r>
+    </w:p>
+    <w:p>
+      <w:pPr>
+        <w:jc w:val="both"/>
+      </w:pPr>
+      <w:r>
+        <w:t>➕ Din 100.000 pe care îi vedea în bancă, ajunge să ridice 67.200.</w:t>
+      </w:r>
+    </w:p>
+    <w:p>
+      <w:pPr>
+        <w:jc w:val="both"/>
+      </w:pPr>
+      <w:r>
+        <w:rPr>
+          <w:b/>
+        </w:rPr>
+        <w:t>Calendarul, care nu e intuitiv:</w:t>
+      </w:r>
+      <w:r>
+        <w:t xml:space="preserve"> hotărârea AGA se face în </w:t>
+      </w:r>
+      <w:r>
+        <w:rPr>
+          <w:b/>
+        </w:rPr>
+        <w:t>iulie</w:t>
+      </w:r>
+      <w:r>
+        <w:t xml:space="preserve"> (are nevoie de</w:t>
+      </w:r>
+    </w:p>
+    <w:p>
+      <w:pPr>
+        <w:jc w:val="both"/>
+      </w:pPr>
+      <w:r>
+        <w:t xml:space="preserve">balanța închisă), dar înregistrarea contabilă se face în </w:t>
+      </w:r>
+      <w:r>
+        <w:rPr>
+          <w:b/>
+        </w:rPr>
+        <w:t>iunie</w:t>
+      </w:r>
+      <w:r>
+        <w:t>, luna bilanțului</w:t>
+      </w:r>
+    </w:p>
+    <w:p>
+      <w:pPr>
+        <w:jc w:val="both"/>
+      </w:pPr>
+      <w:r>
+        <w:t>interimar — pentru că bilanțul interimar are rubrică separată pentru 463, deci ANAF vede</w:t>
+      </w:r>
+    </w:p>
+    <w:p>
+      <w:pPr>
+        <w:jc w:val="both"/>
+      </w:pPr>
+      <w:r>
+        <w:t xml:space="preserve">ce s-a repartizat interimar. Bilanțul se depune până la </w:t>
+      </w:r>
+      <w:r>
+        <w:rPr>
+          <w:b/>
+        </w:rPr>
+        <w:t>31 iulie</w:t>
+      </w:r>
+      <w:r>
+        <w:t>.</w:t>
+      </w:r>
+    </w:p>
+    <w:p>
+      <w:pPr>
+        <w:pStyle w:val="Heading3"/>
+      </w:pPr>
+      <w:r>
+        <w:t>13.7 Regularizarea la 31.12 și rectificativa D710</w:t>
+      </w:r>
+    </w:p>
+    <w:p>
+      <w:pPr>
+        <w:jc w:val="both"/>
+      </w:pPr>
+      <w:r>
+        <w:t>Contul 463 rămâne cu sold debitor până la închiderea anului. Atunci se compară cu 121:</w:t>
+      </w:r>
+    </w:p>
+    <w:p>
+      <w:pPr>
+        <w:jc w:val="both"/>
+      </w:pPr>
+      <w:r>
+        <w:t xml:space="preserve">Dacă profitul final e mai mic — să zicem </w:t>
+      </w:r>
+      <w:r>
+        <w:rPr>
+          <w:b/>
+        </w:rPr>
+        <w:t>70.000</w:t>
+      </w:r>
+      <w:r>
+        <w:t xml:space="preserve"> față de 80.000 repartizați:</w:t>
+      </w:r>
+    </w:p>
+    <w:p>
+      <w:pPr>
+        <w:ind w:left="280"/>
+      </w:pPr>
+      <w:r>
+        <w:rPr>
+          <w:rFonts w:ascii="Consolas" w:hAnsi="Consolas"/>
+          <w:sz w:val="18"/>
+        </w:rPr>
+        <w:t>463 = 456       −10.000      storno, pentru diferența nerealizată</w:t>
+        <w:br/>
+        <w:t>456 = 446         1.600      storno impozit, 16 % × 10.000</w:t>
+      </w:r>
+    </w:p>
+    <w:p>
+      <w:pPr>
+        <w:jc w:val="both"/>
+      </w:pPr>
+      <w:r>
+        <w:t xml:space="preserve">Se depune </w:t>
+      </w:r>
+      <w:r>
+        <w:rPr>
+          <w:b/>
+        </w:rPr>
+        <w:t>rectificativă la D100 — formularul D710</w:t>
+      </w:r>
+      <w:r>
+        <w:t xml:space="preserve"> — în care apare suma plătită</w:t>
+      </w:r>
+    </w:p>
+    <w:p>
+      <w:pPr>
+        <w:jc w:val="both"/>
+      </w:pPr>
+      <w:r>
+        <w:t>inițial și suma corectată. Rămâne plătit în plus la ANAF, sumă pentru care se poate face</w:t>
+      </w:r>
+    </w:p>
+    <w:p>
+      <w:pPr>
+        <w:jc w:val="both"/>
+      </w:pPr>
+      <w:r>
+        <w:t>cerere de compensare sau de restituire. Iar asociatul trebuie să aducă banii înapoi.</w:t>
+      </w:r>
+    </w:p>
+    <w:p>
+      <w:pPr>
+        <w:jc w:val="both"/>
+      </w:pPr>
+      <w:r>
+        <w:t>În anul următor, la AGA:</w:t>
+      </w:r>
+    </w:p>
+    <w:p>
+      <w:pPr>
+        <w:ind w:left="280"/>
+      </w:pPr>
+      <w:r>
+        <w:rPr>
+          <w:rFonts w:ascii="Consolas" w:hAnsi="Consolas"/>
+          <w:sz w:val="18"/>
+        </w:rPr>
+        <w:t>121  = 1171      70.000      rezultatul trece la reportat</w:t>
+        <w:br/>
+        <w:t>1171 = 463       70.000      se soldează dividendele interimare</w:t>
+      </w:r>
+    </w:p>
+    <w:p>
+      <w:pPr>
+        <w:jc w:val="both"/>
+      </w:pPr>
+      <w:r>
+        <w:t xml:space="preserve">⚠️ Notița scria stornarea ca </w:t>
+      </w:r>
+      <w:r>
+        <w:rPr>
+          <w:rFonts w:ascii="Consolas" w:hAnsi="Consolas"/>
+          <w:color w:val="1F4E79"/>
+          <w:sz w:val="19"/>
+        </w:rPr>
+        <w:t>453 - 456</w:t>
+      </w:r>
+      <w:r>
+        <w:t xml:space="preserve">. Contul este </w:t>
+      </w:r>
+      <w:r>
+        <w:rPr>
+          <w:b/>
+        </w:rPr>
+        <w:t>463</w:t>
+      </w:r>
+      <w:r>
+        <w:t>; 453 nu are legătură cu</w:t>
+      </w:r>
+    </w:p>
+    <w:p>
+      <w:pPr>
+        <w:jc w:val="both"/>
+      </w:pPr>
+      <w:r>
+        <w:t>dividendele.</w:t>
+      </w:r>
+    </w:p>
+    <w:p>
+      <w:pPr>
+        <w:jc w:val="both"/>
+      </w:pPr>
+      <w:r>
+        <w:t xml:space="preserve">➕ </w:t>
+      </w:r>
+      <w:r>
+        <w:rPr>
+          <w:b/>
+        </w:rPr>
+        <w:t>Concluzia practică:</w:t>
+      </w:r>
+      <w:r>
+        <w:t xml:space="preserve"> la dividendele interimare trebuie mers în limita lui 121 și,</w:t>
+      </w:r>
+    </w:p>
+    <w:p>
+      <w:pPr>
+        <w:jc w:val="both"/>
+      </w:pPr>
+      <w:r>
+        <w:t>în practică, sub ea — nu se știe ce prognoză există până la sfârșitul anului. Corecția e</w:t>
+      </w:r>
+    </w:p>
+    <w:p>
+      <w:pPr>
+        <w:jc w:val="both"/>
+      </w:pPr>
+      <w:r>
+        <w:t>un proces lung, cu bani care trebuie dați înapoi.</w:t>
+      </w:r>
+    </w:p>
+    <w:p>
+      <w:pPr>
+        <w:jc w:val="both"/>
+      </w:pPr>
+      <w:r>
+        <w:rPr>
+          <w:b/>
+        </w:rPr>
+        <w:t>Condiție prealabilă:</w:t>
+      </w:r>
+      <w:r>
+        <w:t xml:space="preserve"> nu se pot acorda dividende, nici interimare, nici certe, dacă</w:t>
+      </w:r>
+    </w:p>
+    <w:p>
+      <w:pPr>
+        <w:jc w:val="both"/>
+      </w:pPr>
+      <w:r>
+        <w:t>există pierderi din anii anteriori neacoperite (sold debitor pe 1171).</w:t>
+      </w:r>
+    </w:p>
+    <w:p>
+      <w:pPr>
+        <w:pStyle w:val="Heading2"/>
+      </w:pPr>
+      <w:r>
+        <w:t>14. Creditarea de societate și relațiile cu asociații (455)</w:t>
+      </w:r>
+    </w:p>
+    <w:p>
+      <w:pPr>
+        <w:pStyle w:val="Heading3"/>
+      </w:pPr>
+      <w:r>
+        <w:t>14.1 Contul 455 — reguli de fier</w:t>
+      </w:r>
+    </w:p>
+    <w:p>
+      <w:pPr>
+        <w:jc w:val="both"/>
+      </w:pPr>
+      <w:r>
+        <w:rPr>
+          <w:b/>
+        </w:rPr>
+        <w:t>455 este cont de pasiv și trebuie să apară doar pe credit.</w:t>
+      </w:r>
+      <w:r>
+        <w:t xml:space="preserve"> Un sold debitor înseamnă</w:t>
+      </w:r>
+    </w:p>
+    <w:p>
+      <w:pPr>
+        <w:jc w:val="both"/>
+      </w:pPr>
+      <w:r>
+        <w:t>ori înregistrare greșită, ori că asociatul a ridicat mai mulți bani decât a pus.</w:t>
+      </w:r>
+    </w:p>
+    <w:p>
+      <w:pPr>
+        <w:ind w:left="280"/>
+      </w:pPr>
+      <w:r>
+        <w:rPr>
+          <w:rFonts w:ascii="Consolas" w:hAnsi="Consolas"/>
+          <w:sz w:val="18"/>
+        </w:rPr>
+        <w:t>5121 = 4551       încasez creditarea</w:t>
+        <w:br/>
+        <w:t>4551 = 5121       restitui</w:t>
+      </w:r>
+    </w:p>
+    <w:p>
+      <w:pPr>
+        <w:jc w:val="both"/>
+      </w:pPr>
+      <w:r>
+        <w:t>Regulile pe care formatorul le repetă:</w:t>
+      </w:r>
+    </w:p>
+    <w:p>
+      <w:pPr>
+        <w:pStyle w:val="ListBullet"/>
+      </w:pPr>
+      <w:r>
+        <w:rPr>
+          <w:b/>
+        </w:rPr>
+        <w:t>Contract pentru fiecare creditare.</w:t>
+      </w:r>
+      <w:r>
+        <w:t xml:space="preserve"> Nu trebuie să fie complicat, dar trebuie să</w:t>
+      </w:r>
+    </w:p>
+    <w:p>
+      <w:pPr>
+        <w:jc w:val="both"/>
+      </w:pPr>
+      <w:r>
+        <w:t>existe — înregistrarea din bancă nu e suficientă. Se poate genera din softul de</w:t>
+      </w:r>
+    </w:p>
+    <w:p>
+      <w:pPr>
+        <w:jc w:val="both"/>
+      </w:pPr>
+      <w:r>
+        <w:t>contabilitate și doar semnat. Alternativ, un contract pe lună, pe totalul fișei.</w:t>
+      </w:r>
+    </w:p>
+    <w:p>
+      <w:pPr>
+        <w:pStyle w:val="ListBullet"/>
+      </w:pPr>
+      <w:r>
+        <w:rPr>
+          <w:b/>
+        </w:rPr>
+        <w:t>Analitic pe fiecare asociat.</w:t>
+      </w:r>
+      <w:r>
+        <w:t xml:space="preserve"> Trei asociați, trei analitice de 455.</w:t>
+      </w:r>
+    </w:p>
+    <w:p>
+      <w:pPr>
+        <w:pStyle w:val="ListBullet"/>
+      </w:pPr>
+      <w:r>
+        <w:rPr>
+          <w:b/>
+        </w:rPr>
+        <w:t>Nu se compensează între asociați.</w:t>
+      </w:r>
+      <w:r>
+        <w:t xml:space="preserve"> Creditarea unui asociat nu poate stinge ridicarea</w:t>
+      </w:r>
+    </w:p>
+    <w:p>
+      <w:pPr>
+        <w:jc w:val="both"/>
+      </w:pPr>
+      <w:r>
+        <w:t>altuia, decât cu o înțelegere notarială — nu pe cuvânt și nu pe mesaj.</w:t>
+      </w:r>
+    </w:p>
+    <w:p>
+      <w:pPr>
+        <w:pStyle w:val="ListBullet"/>
+      </w:pPr>
+      <w:r>
+        <w:rPr>
+          <w:b/>
+        </w:rPr>
+        <w:t>Se ajunge la sold 0.</w:t>
+      </w:r>
+    </w:p>
+    <w:p>
+      <w:pPr>
+        <w:jc w:val="both"/>
+      </w:pPr>
+      <w:r>
+        <w:t>➕ 455 funcționează ca 451, dar pe persoană fizică, nu între entități.</w:t>
+      </w:r>
+    </w:p>
+    <w:p>
+      <w:pPr>
+        <w:jc w:val="both"/>
+      </w:pPr>
+      <w:r>
+        <w:t>⚠️ Administratorul nu ține minte cât a creditat și cât a ridicat. De aceea contul se</w:t>
+      </w:r>
+    </w:p>
+    <w:p>
+      <w:pPr>
+        <w:jc w:val="both"/>
+      </w:pPr>
+      <w:r>
+        <w:t>urmărește pe analitic, în ambele sensuri — altfel se descoperă târziu și greu.</w:t>
+      </w:r>
+    </w:p>
+    <w:p>
+      <w:pPr>
+        <w:pStyle w:val="Heading3"/>
+      </w:pPr>
+      <w:r>
+        <w:t>14.2 Majorarea capitalului social din creditare</w:t>
+      </w:r>
+    </w:p>
+    <w:p>
+      <w:pPr>
+        <w:jc w:val="both"/>
+      </w:pPr>
+      <w:r>
+        <w:t>Creditarea se poate transforma în capital social:</w:t>
+      </w:r>
+    </w:p>
+    <w:p>
+      <w:pPr>
+        <w:ind w:left="280"/>
+      </w:pPr>
+      <w:r>
+        <w:rPr>
+          <w:rFonts w:ascii="Consolas" w:hAnsi="Consolas"/>
+          <w:sz w:val="18"/>
+        </w:rPr>
+        <w:t>455.1 = 456       5.000      capital subscris nevărsat</w:t>
+        <w:br/>
+        <w:t>456   = 1011      5.000      constituirea capitalului</w:t>
+        <w:br/>
+        <w:t>1011  = 1012      5.000      după înregistrarea la ONRC</w:t>
+      </w:r>
+    </w:p>
+    <w:p>
+      <w:pPr>
+        <w:jc w:val="both"/>
+      </w:pPr>
+      <w:r>
+        <w:t xml:space="preserve">Cele două înregistrări se fac în baza a două documente: </w:t>
+      </w:r>
+      <w:r>
+        <w:rPr>
+          <w:b/>
+        </w:rPr>
+        <w:t>hotărârea AGA</w:t>
+      </w:r>
+      <w:r>
+        <w:t xml:space="preserve"> și **expertiza</w:t>
+      </w:r>
+    </w:p>
+    <w:p>
+      <w:pPr>
+        <w:jc w:val="both"/>
+      </w:pPr>
+      <w:r>
+        <w:t>contabilă*</w:t>
+      </w:r>
+      <w:r>
+        <w:rPr>
+          <w:i/>
+        </w:rPr>
+        <w:t xml:space="preserve">, care atestă că sumele sunt </w:t>
+      </w:r>
+      <w:r>
+        <w:t>certe, lichide și exigibile* — adică au existat</w:t>
+      </w:r>
+    </w:p>
+    <w:p>
+      <w:pPr>
+        <w:jc w:val="both"/>
+      </w:pPr>
+      <w:r>
+        <w:t>în realitate, au fost virate și există contract.</w:t>
+      </w:r>
+    </w:p>
+    <w:p>
+      <w:pPr>
+        <w:jc w:val="both"/>
+      </w:pPr>
+      <w:r>
+        <w:t xml:space="preserve">➕ Distincția pe care formatorul o subliniază: </w:t>
+      </w:r>
+      <w:r>
+        <w:rPr>
+          <w:b/>
+        </w:rPr>
+        <w:t>acționarii</w:t>
+      </w:r>
+      <w:r>
+        <w:t xml:space="preserve"> creditează societatea,</w:t>
+      </w:r>
+    </w:p>
+    <w:p>
+      <w:pPr>
+        <w:jc w:val="both"/>
+      </w:pPr>
+      <w:r>
+        <w:rPr>
+          <w:b/>
+        </w:rPr>
+        <w:t>asociații</w:t>
+      </w:r>
+      <w:r>
+        <w:t xml:space="preserve"> constituie capitalul social.</w:t>
+      </w:r>
+    </w:p>
+    <w:p>
+      <w:pPr>
+        <w:pStyle w:val="Heading3"/>
+      </w:pPr>
+      <w:r>
+        <w:t>14.3 Remiterea de datorie</w:t>
+      </w:r>
+    </w:p>
+    <w:p>
+      <w:pPr>
+        <w:jc w:val="both"/>
+      </w:pPr>
+      <w:r>
+        <w:t>Societățile ajunse în impas primesc uneori sugestia de a renunța la creditare. Actul se</w:t>
+      </w:r>
+    </w:p>
+    <w:p>
+      <w:pPr>
+        <w:jc w:val="both"/>
+      </w:pPr>
+      <w:r>
+        <w:t xml:space="preserve">numește </w:t>
+      </w:r>
+      <w:r>
+        <w:rPr>
+          <w:b/>
+        </w:rPr>
+        <w:t>remitere de datorie</w:t>
+      </w:r>
+      <w:r>
+        <w:t xml:space="preserve"> și se face </w:t>
+      </w:r>
+      <w:r>
+        <w:rPr>
+          <w:b/>
+        </w:rPr>
+        <w:t>prin notariat</w:t>
+      </w:r>
+      <w:r>
+        <w:t>, în baza acelorași două</w:t>
+      </w:r>
+    </w:p>
+    <w:p>
+      <w:pPr>
+        <w:jc w:val="both"/>
+      </w:pPr>
+      <w:r>
+        <w:t>documente (AGA + expertiză contabilă).</w:t>
+      </w:r>
+    </w:p>
+    <w:p>
+      <w:pPr>
+        <w:ind w:left="280"/>
+      </w:pPr>
+      <w:r>
+        <w:rPr>
+          <w:rFonts w:ascii="Consolas" w:hAnsi="Consolas"/>
+          <w:sz w:val="18"/>
+        </w:rPr>
+        <w:t>4551 = 7582       suma la care se renunță devine venit</w:t>
+        <w:br/>
+        <w:t>7582 = 121        se închide în rezultat</w:t>
+      </w:r>
+    </w:p>
+    <w:p>
+      <w:pPr>
+        <w:jc w:val="both"/>
+      </w:pPr>
+      <w:r>
+        <w:t>Exemplu: pierdere de 100.000, renunțare la creditare de 120.000 → profit de 20.000.</w:t>
+      </w:r>
+    </w:p>
+    <w:p>
+      <w:pPr>
+        <w:jc w:val="both"/>
+      </w:pPr>
+      <w:r>
+        <w:t xml:space="preserve">⚠️ Profitul rezultat </w:t>
+      </w:r>
+      <w:r>
+        <w:rPr>
+          <w:b/>
+        </w:rPr>
+        <w:t>nu e din exploatare</w:t>
+      </w:r>
+      <w:r>
+        <w:t>. Din două înregistrări societatea trece pe</w:t>
+      </w:r>
+    </w:p>
+    <w:p>
+      <w:pPr>
+        <w:jc w:val="both"/>
+      </w:pPr>
+      <w:r>
+        <w:t>profit, dar natura lui trebuie citită corect la analiza rezultatului.</w:t>
+      </w:r>
+    </w:p>
+    <w:p>
+      <w:pPr>
+        <w:pStyle w:val="Heading3"/>
+      </w:pPr>
+      <w:r>
+        <w:t>14.4 Decontări între entități afiliate — 451</w:t>
+      </w:r>
+    </w:p>
+    <w:p>
+      <w:pPr>
+        <w:jc w:val="both"/>
+      </w:pPr>
+      <w:r>
+        <w:t xml:space="preserve">Entități afiliate = cele cu </w:t>
+      </w:r>
+      <w:r>
+        <w:rPr>
+          <w:b/>
+        </w:rPr>
+        <w:t>peste 25 % acționari comuni</w:t>
+      </w:r>
+      <w:r>
+        <w:t>. Împrumuturile între ele se</w:t>
+      </w:r>
+    </w:p>
+    <w:p>
+      <w:pPr>
+        <w:jc w:val="both"/>
+      </w:pPr>
+      <w:r>
+        <w:t xml:space="preserve">fac pe bază de contract, iar înregistrările sunt </w:t>
+      </w:r>
+      <w:r>
+        <w:rPr>
+          <w:b/>
+        </w:rPr>
+        <w:t>în oglindă</w:t>
+      </w:r>
+      <w:r>
+        <w:t xml:space="preserve"> la cele două societăți.</w:t>
+      </w:r>
+    </w:p>
+    <w:p>
+      <w:pPr>
+        <w:pStyle w:val="Heading3"/>
+      </w:pPr>
+      <w:r>
+        <w:t>14.5 Operațiuni în participație — 458</w:t>
+      </w:r>
+    </w:p>
+    <w:p>
+      <w:pPr>
+        <w:jc w:val="both"/>
+      </w:pPr>
+      <w:r>
+        <w:t xml:space="preserve">Două sau mai multe societăți încheie un </w:t>
+      </w:r>
+      <w:r>
+        <w:rPr>
+          <w:b/>
+        </w:rPr>
+        <w:t>contract de participațiune</w:t>
+      </w:r>
+      <w:r>
+        <w:t xml:space="preserve"> pentru un obiectiv</w:t>
+      </w:r>
+    </w:p>
+    <w:p>
+      <w:pPr>
+        <w:jc w:val="both"/>
+      </w:pPr>
+      <w:r>
+        <w:t>comun: una vine cu utilajele, alta cu angajații. O parte din venituri și cheltuieli se</w:t>
+      </w:r>
+    </w:p>
+    <w:p>
+      <w:pPr>
+        <w:jc w:val="both"/>
+      </w:pPr>
+      <w:r>
+        <w:t>transferă între ele, astfel încât fiecare să plătească impozit pe profit **doar pe</w:t>
+      </w:r>
+    </w:p>
+    <w:p>
+      <w:pPr>
+        <w:jc w:val="both"/>
+      </w:pPr>
+      <w:r>
+        <w:t>activitatea proprie**.</w:t>
+      </w:r>
+    </w:p>
+    <w:p>
+      <w:pPr>
+        <w:jc w:val="both"/>
+      </w:pPr>
+      <w:r>
+        <w:t>458 e contul de decontare al acestor transferuri.</w:t>
+      </w:r>
     </w:p>
     <w:p>
       <w:pPr>

--- a/dist/capitaluri-credite-provizioane.docx
+++ b/dist/capitaluri-credite-provizioane.docx
@@ -10569,6 +10569,50 @@
         <w:rPr>
           <w:b/>
         </w:rPr>
+        <w:t>✅ Cum se documentează reîntregirea activului net cerută de Legea 239/2025 — prin conversia creanței asociatului în capital sau prin aport nou?</w:t>
+      </w:r>
+    </w:p>
+    <w:p>
+      <w:pPr>
+        <w:jc w:val="both"/>
+      </w:pPr>
+      <w:r>
+        <w:t>Legea 239/2025 (în vigoare din 18.12.2025), care modifică Legea 31/1990, impune reîntregirea activului net la minimul legal ÎNAINTE de a distribui dividende sau de a restitui creditări/împrumuturi către asociați. Dacă activul net rămâne sub 50% din capitalul subscris și nu se reîntregește în 2 ani de la exercițiul următor celui cu pierderi, societatea are OBLIGAȚIA de a majora capitalul prin CONVERSIA datoriilor către asociați în capital, cu respectarea drepturilor celorlalți asociați. Deci la „conversie sau aport nou”: legea prevede conversia creanței ca remediu implicit obligatoriu; aportul nou e alternativa voluntară de dinainte de a se ajunge acolo. Amendă ANAF 10.000–200.000 lei dacă AGA nu decide.</w:t>
+      </w:r>
+    </w:p>
+    <w:p>
+      <w:pPr>
+        <w:jc w:val="both"/>
+      </w:pPr>
+      <w:r>
+        <w:rPr>
+          <w:i/>
+        </w:rPr>
+        <w:t>Temei:</w:t>
+      </w:r>
+      <w:r>
+        <w:t xml:space="preserve"> Legea 239/2025, care modifică Legea 31/1990 (activul net sub 1/2 din capitalul subscris).</w:t>
+      </w:r>
+    </w:p>
+    <w:p>
+      <w:pPr>
+        <w:jc w:val="both"/>
+      </w:pPr>
+      <w:r>
+        <w:rPr>
+          <w:i/>
+        </w:rPr>
+        <w:t>Capital social și activ net · training 07.08.2026, întrebarea 7 · verificat 01.09.2026</w:t>
+      </w:r>
+    </w:p>
+    <w:p>
+      <w:pPr>
+        <w:jc w:val="both"/>
+      </w:pPr>
+      <w:r>
+        <w:rPr>
+          <w:b/>
+        </w:rPr>
         <w:t>✅ TVA nedeductibilă de pe rata de capital la leasingul financiar: se capitalizează în valoarea mijlocului fix (2133) sau se trece pe cheltuială (635 / 6588)?</w:t>
       </w:r>
     </w:p>
@@ -10651,6 +10695,50 @@
           <w:i/>
         </w:rPr>
         <w:t>Leasing și vehicule · training 07.08.2026, întrebarea 3 · verificat 21.08.2026</w:t>
+      </w:r>
+    </w:p>
+    <w:p>
+      <w:pPr>
+        <w:jc w:val="both"/>
+      </w:pPr>
+      <w:r>
+        <w:rPr>
+          <w:b/>
+        </w:rPr>
+        <w:t>✅ CASS pe dividende se datorează la dividendele DISTRIBUITE sau la cele efectiv RIDICATE?</w:t>
+      </w:r>
+    </w:p>
+    <w:p>
+      <w:pPr>
+        <w:jc w:val="both"/>
+      </w:pPr>
+      <w:r>
+        <w:t>CASS pe dividende se datorează în funcție de dividendele ÎNCASATE (ridicate) în cursul anului, nu de cele doar distribuite — confirmă notița formatorului. Dividendele încasate intră în baza de analiză a plafoanelor de 6/12/24 salarii minime brute: sub 6 salarii minime cumulat (cu alte venituri nesalariale) nu se datorează CASS; între 6–12 baza e 6 salarii minime; între 12–24 baza e 12; peste 24 baza e 24. Se declară prin Declarația Unică (D212), până la 25 mai a anului următor. Distincția cheie: impozitul de 16% e la DISTRIBUIRE (termen 25.01), CASS e la ÎNCASARE, pe plafoane anuale.</w:t>
+      </w:r>
+    </w:p>
+    <w:p>
+      <w:pPr>
+        <w:jc w:val="both"/>
+      </w:pPr>
+      <w:r>
+        <w:rPr>
+          <w:i/>
+        </w:rPr>
+        <w:t>Temei:</w:t>
+      </w:r>
+      <w:r>
+        <w:t xml:space="preserve"> Cod fiscal art. 170 (baza CASS pe venituri din investiții — dividende încasate) și art. 174 (declararea prin D212).</w:t>
+      </w:r>
+    </w:p>
+    <w:p>
+      <w:pPr>
+        <w:jc w:val="both"/>
+      </w:pPr>
+      <w:r>
+        <w:rPr>
+          <w:i/>
+        </w:rPr>
+        <w:t>Dividende — CASS, declarații și termene · training 26.08.2026, punctul 2 · verificat 01.09.2026</w:t>
       </w:r>
     </w:p>
     <w:p>
